--- a/fixtures/plain/plain-resume-a4.docx
+++ b/fixtures/plain/plain-resume-a4.docx
@@ -106,7 +106,7 @@
           <w:bCs w:val="1"/>
           <w:rtl w:val="0"/>
         </w:rPr>
-        <w:t xml:space="preserve">Harborview Health Partners</w:t>
+        <w:t xml:space="preserve">Kettlewell Health Partners</w:t>
       </w:r>
       <w:r>
         <w:rPr>
@@ -229,7 +229,7 @@
           <w:bCs w:val="1"/>
           <w:rtl w:val="0"/>
         </w:rPr>
-        <w:t xml:space="preserve">Redline Outfitters</w:t>
+        <w:t xml:space="preserve">Ostrafell Outfitters</w:t>
       </w:r>
       <w:r>
         <w:rPr>
@@ -334,7 +334,7 @@
           <w:bCs w:val="1"/>
           <w:rtl w:val="0"/>
         </w:rPr>
-        <w:t xml:space="preserve">Greenway Market</w:t>
+        <w:t xml:space="preserve">Turnip &amp; Tansy Market</w:t>
       </w:r>
       <w:r>
         <w:rPr>
@@ -433,7 +433,7 @@
           <w:bCs w:val="1"/>
           <w:rtl w:val="0"/>
         </w:rPr>
-        <w:t xml:space="preserve">Franklin Ridge University</w:t>
+        <w:t xml:space="preserve">Sycamore Larch University</w:t>
       </w:r>
       <w:r>
         <w:rPr>

--- a/fixtures/plain/plain-resume-a4.docx
+++ b/fixtures/plain/plain-resume-a4.docx
@@ -31,7 +31,7 @@
           <w:rPr>
             <w:rtl w:val="0"/>
           </w:rPr>
-          <w:t xml:space="preserve">taylor.morgan@email.com</w:t>
+          <w:t xml:space="preserve">taylor.morgan@example.com</w:t>
         </w:r>
       </w:hyperlink>
       <w:r>

--- a/fixtures/plain/plain-resume-a4.docx
+++ b/fixtures/plain/plain-resume-a4.docx
@@ -75,7 +75,7 @@
         <w:rPr>
           <w:rtl w:val="0"/>
         </w:rPr>
-        <w:t xml:space="preserve">Marketing coordinator with three years of experience running email and social campaigns for a regional health network and a retail brand. Comfortable with HubSpot, Google Analytics and Excel, and used to turning campaign results into short reports for managers.</w:t>
+        <w:t xml:space="preserve">Marketing coordinator with five years of experience running email and social campaigns for a regional health network and a retail brand. Comfortable with HubSpot, Google Analytics and Excel, and used to turning campaign results into short reports for managers.</w:t>
       </w:r>
     </w:p>
     <w:p>
